--- a/docs/Bot_Training_Studio_User_Guide_RU.docx
+++ b/docs/Bot_Training_Studio_User_Guide_RU.docx
@@ -122,13 +122,13 @@
     </w:p>
     <w:p>
       <w:r>
-        <w:t xml:space="preserve">Текущая настольная сборка предназначена для Windows x64. Нужен полный каталог приложения, а не один EXE: рядом находятся папки </w:t>
+        <w:t xml:space="preserve">Текущая настольная сборка предназначена для Windows x64. Распакуй весь каталог: </w:t>
       </w:r>
       <w:r>
         <w:rPr>
           <w:b/>
         </w:rPr>
-        <w:t>runtime</w:t>
+        <w:t>worker</w:t>
       </w:r>
       <w:r>
         <w:t xml:space="preserve">, </w:t>
@@ -137,19 +137,19 @@
         <w:rPr>
           <w:b/>
         </w:rPr>
-        <w:t>worker</w:t>
+        <w:t>docs</w:t>
       </w:r>
       <w:r>
-        <w:t xml:space="preserve"> и </w:t>
+        <w:t xml:space="preserve">, </w:t>
       </w:r>
       <w:r>
         <w:rPr>
           <w:b/>
         </w:rPr>
-        <w:t>docs</w:t>
+        <w:t>libraries</w:t>
       </w:r>
       <w:r>
-        <w:t>. Комплектная среда Python определяется автоматически. Для RAR дополнительно нужен установленный WinRAR/UnRAR; DM2, MVD2 и ZIP обрабатываются без него.</w:t>
+        <w:t>. Библиотеки программы и модели входят в комплект. Используется установленный Python 3.13 x64; если его нет, студия предложит установку (раздел 8). Вручную устанавливать библиотеки или CUDA Toolkit не нужно. Для RAR нужен WinRAR/UnRAR.</w:t>
       </w:r>
     </w:p>
     <w:p>
@@ -713,7 +713,7 @@
               <w:rPr>
                 <w:sz w:val="19"/>
               </w:rPr>
-              <w:t>Язык, тема и пути среды обучения.</w:t>
+              <w:t>Язык, тема, установка Python и выбор среды.</w:t>
             </w:r>
           </w:p>
         </w:tc>
@@ -2191,6 +2191,150 @@
         <w:t>Проект распространяется по GPL-2.0-or-later. Лицензии зависимостей сохраняются в комплекте. Названия файлов, технические команды и ключи форматов одинаковы в обоих языках.</w:t>
       </w:r>
     </w:p>
+    <w:p>
+      <w:r>
+        <w:br w:type="page"/>
+      </w:r>
+    </w:p>
+    <w:p>
+      <w:pPr>
+        <w:pStyle w:val="Heading1"/>
+      </w:pPr>
+      <w:r>
+        <w:t>8. Автоматическая установка Python</w:t>
+      </w:r>
+    </w:p>
+    <w:p>
+      <w:r>
+        <w:t xml:space="preserve">На главной странице и в настройках есть блок </w:t>
+      </w:r>
+      <w:r>
+        <w:rPr>
+          <w:b/>
+        </w:rPr>
+        <w:t>Python для запуска</w:t>
+      </w:r>
+      <w:r>
+        <w:t xml:space="preserve">. Все библиотеки программы и модели поставляются в </w:t>
+      </w:r>
+      <w:r>
+        <w:rPr>
+          <w:b/>
+        </w:rPr>
+        <w:t>libraries</w:t>
+      </w:r>
+      <w:r>
+        <w:t>. Студия проверяет установленный Python, загрузку комплектных библиотек и небольшое вычисление. Неподходящая версия Python не изменяется и не обновляется без твоего участия.</w:t>
+      </w:r>
+    </w:p>
+    <w:p>
+      <w:r>
+        <w:t xml:space="preserve">1. Если подходящий Python найден, можно сразу работать. </w:t>
+      </w:r>
+      <w:r>
+        <w:rPr>
+          <w:b/>
+        </w:rPr>
+        <w:t>Указать установленный Python…</w:t>
+      </w:r>
+      <w:r>
+        <w:t xml:space="preserve"> позволяет выбрать его вручную; библиотеки берутся из комплекта студии, а не из системной среды.</w:t>
+      </w:r>
+    </w:p>
+    <w:p>
+      <w:r>
+        <w:t xml:space="preserve">2. Если Python не найден, нажми </w:t>
+      </w:r>
+      <w:r>
+        <w:rPr>
+          <w:b/>
+        </w:rPr>
+        <w:t>Установить Python</w:t>
+      </w:r>
+      <w:r>
+        <w:t>. Скачивается только официальный интерпретатор с python.org с проверкой SHA256. Ни pip, ни отдельное скачивание GPU-библиотек не нужны.</w:t>
+      </w:r>
+    </w:p>
+    <w:p>
+      <w:r>
+        <w:t>3. Следи за ходом установки внизу окна. Можно переходить между страницами. Обучение на время установки недоступно.</w:t>
+      </w:r>
+    </w:p>
+    <w:p>
+      <w:r>
+        <w:t>4. После распаковки программа проверяет комплектные библиотеки и вычисление. Только успешная установка становится активной; выбор сохраняется. Теперь можно проверить оборудование и обучать модель.</w:t>
+      </w:r>
+    </w:p>
+    <w:p>
+      <w:r>
+        <w:t xml:space="preserve">Для установки только Python достаточно около </w:t>
+      </w:r>
+      <w:r>
+        <w:rPr>
+          <w:b/>
+        </w:rPr>
+        <w:t>100 МиБ свободного места с запасом</w:t>
+      </w:r>
+      <w:r>
+        <w:t>. Нужен интернет. Библиотеки уже находятся в распакованном комплекте; повторно не скачиваются и не копируются. Для ускорения на NVIDIA нужен совместимый драйвер, но не полный CUDA Toolkit. Без GPU можно работать на CPU. AMD/Intel GPU пока отдельно не проверены.</w:t>
+      </w:r>
+    </w:p>
+    <w:p>
+      <w:pPr>
+        <w:pStyle w:val="Heading2"/>
+      </w:pPr>
+      <w:r>
+        <w:t>Поиск Python</w:t>
+      </w:r>
+    </w:p>
+    <w:p>
+      <w:r>
+        <w:t xml:space="preserve">Студия проверяет выбранный Python, затем ищет подходящий среди установленных Python в PATH и реестре Windows. Также учитывает ранее установленный ею Python. Версия 3.13 x64 нужна для совместимости с двоичными библиотеками текущего комплекта. Если </w:t>
+      </w:r>
+      <w:r>
+        <w:rPr>
+          <w:b/>
+        </w:rPr>
+        <w:t>libraries</w:t>
+      </w:r>
+      <w:r>
+        <w:t xml:space="preserve"> отсутствует, распакуй полный комплект приложения: установка Python не заменяет эти файлы.</w:t>
+      </w:r>
+    </w:p>
+    <w:p>
+      <w:pPr>
+        <w:pStyle w:val="Heading2"/>
+      </w:pPr>
+      <w:r>
+        <w:t>Отмена и повторная попытка</w:t>
+      </w:r>
+    </w:p>
+    <w:p>
+      <w:r/>
+      <w:r>
+        <w:rPr>
+          <w:b/>
+        </w:rPr>
+        <w:t>Отменить установку</w:t>
+      </w:r>
+      <w:r>
+        <w:t xml:space="preserve"> останавливает скачивание или распаковку и удаляет незавершённые файлы попытки. При закрытии окна программа сначала спрашивает, продолжить ли работу. Прежний Python сохраняется. После ошибки сети можно повторить установку; незавершённое скачивание начнётся заново. Исправный установленный Python повторно не скачивается.</w:t>
+      </w:r>
+    </w:p>
+    <w:p>
+      <w:r>
+        <w:t xml:space="preserve">Автоматически установленный Python находится в </w:t>
+      </w:r>
+      <w:r>
+        <w:rPr>
+          <w:b/>
+        </w:rPr>
+        <w:t>runtimes</w:t>
+      </w:r>
+      <w:r>
+        <w:t xml:space="preserve"> внутри каталога данных студии (раздел 6). Права администратора не требуются; установщик не меняет PATH и другие установки Python. Не удаляй выбранный Python во время работы программы.</w:t>
+      </w:r>
+    </w:p>
     <w:sectPr>
       <w:headerReference w:type="default" r:id="rId9"/>
       <w:footerReference w:type="default" r:id="rId10"/>

--- a/docs/Bot_Training_Studio_User_Guide_RU.docx
+++ b/docs/Bot_Training_Studio_User_Guide_RU.docx
@@ -12,7 +12,7 @@
     </w:p>
     <w:p>
       <w:r>
-        <w:t>Руководство пользователя • Русский • Версия 0.2, предварительная сборка</w:t>
+        <w:t>Руководство пользователя • Русский • Версия 0.3.0-preview.1, предварительная сборка</w:t>
       </w:r>
     </w:p>
     <w:p>
@@ -902,6 +902,47 @@
       </w:pPr>
       <w:r>
         <w:t>Профиль и устройство</w:t>
+      </w:r>
+    </w:p>
+    <w:p>
+      <w:r>
+        <w:t xml:space="preserve">Выбор </w:t>
+      </w:r>
+      <w:r>
+        <w:rPr>
+          <w:b/>
+        </w:rPr>
+        <w:t>Вычисления: CPU / GPU</w:t>
+      </w:r>
+      <w:r>
+        <w:t xml:space="preserve"> постоянно доступен на главной странице и в настройках, а также в параметрах обучения. Он не исчезает после проверки Python и сохраняется между запусками. </w:t>
+      </w:r>
+      <w:r>
+        <w:rPr>
+          <w:b/>
+        </w:rPr>
+        <w:t>Автоматически</w:t>
+      </w:r>
+      <w:r>
+        <w:t xml:space="preserve"> выбирает доступную GPU, иначе CPU. Можно явно выбрать </w:t>
+      </w:r>
+      <w:r>
+        <w:rPr>
+          <w:b/>
+        </w:rPr>
+        <w:t>NVIDIA GPU (CUDA)</w:t>
+      </w:r>
+      <w:r>
+        <w:t xml:space="preserve"> или </w:t>
+      </w:r>
+      <w:r>
+        <w:rPr>
+          <w:b/>
+        </w:rPr>
+        <w:t>CPU — процессор</w:t>
+      </w:r>
+      <w:r>
+        <w:t>. Экспериментальные AMD/Intel требуют соответствующих библиотек; этот пакет не подтверждает их поддержку. Список видеокарт в панели нагрузки переключает только показания и не меняет устройство обучения.</w:t>
       </w:r>
     </w:p>
     <w:tbl>
@@ -2188,6 +2229,11 @@
     </w:p>
     <w:p>
       <w:r>
+        <w:t>Сборки: https://github.com/Quake-Journey/Bot-Training-Studio/releases</w:t>
+      </w:r>
+    </w:p>
+    <w:p>
+      <w:r>
         <w:t>Проект распространяется по GPL-2.0-or-later. Лицензии зависимостей сохраняются в комплекте. Названия файлов, технические команды и ключи форматов одинаковы в обоих языках.</w:t>
       </w:r>
     </w:p>
@@ -2335,6 +2381,141 @@
         <w:t xml:space="preserve"> внутри каталога данных студии (раздел 6). Права администратора не требуются; установщик не меняет PATH и другие установки Python. Не удаляй выбранный Python во время работы программы.</w:t>
       </w:r>
     </w:p>
+    <w:p>
+      <w:r>
+        <w:br w:type="page"/>
+      </w:r>
+    </w:p>
+    <w:p>
+      <w:pPr>
+        <w:pStyle w:val="Heading1"/>
+      </w:pPr>
+      <w:r>
+        <w:t>9. Версия, список изменений и обновление</w:t>
+      </w:r>
+    </w:p>
+    <w:p>
+      <w:r>
+        <w:t xml:space="preserve">Точный номер версии показан в заголовке окна и боковой панели. При первом запуске новой версии открывается </w:t>
+      </w:r>
+      <w:r>
+        <w:rPr>
+          <w:b/>
+        </w:rPr>
+        <w:t>Что нового</w:t>
+      </w:r>
+      <w:r>
+        <w:t xml:space="preserve">; после закрытия этого окна список повторно автоматически не появляется для той же версии. Кнопка </w:t>
+      </w:r>
+      <w:r>
+        <w:rPr>
+          <w:b/>
+        </w:rPr>
+        <w:t>Что нового</w:t>
+      </w:r>
+      <w:r>
+        <w:t xml:space="preserve"> в боковой панели и настройках открывает историю в любое время, без интернета.</w:t>
+      </w:r>
+    </w:p>
+    <w:p>
+      <w:r/>
+      <w:r>
+        <w:rPr>
+          <w:b/>
+        </w:rPr>
+        <w:t>Настройки → Версия и обновления</w:t>
+      </w:r>
+      <w:r>
+        <w:t xml:space="preserve">: автоматическая проверка включена по умолчанию и может быть отключена. Кнопки </w:t>
+      </w:r>
+      <w:r>
+        <w:rPr>
+          <w:b/>
+        </w:rPr>
+        <w:t>Обновить</w:t>
+      </w:r>
+      <w:r>
+        <w:t xml:space="preserve"> и </w:t>
+      </w:r>
+      <w:r>
+        <w:rPr>
+          <w:b/>
+        </w:rPr>
+        <w:t>Проверить обновления</w:t>
+      </w:r>
+      <w:r>
+        <w:t xml:space="preserve"> обращаются к опубликованным GitHub Releases. Предварительная сборка видит новые предварительные выпуски; черновики не предлагаются. Ошибка сети не означает, что установлена последняя версия.</w:t>
+      </w:r>
+    </w:p>
+    <w:p>
+      <w:r>
+        <w:t xml:space="preserve">Перед установкой появляется предложение </w:t>
+      </w:r>
+      <w:r>
+        <w:rPr>
+          <w:b/>
+        </w:rPr>
+        <w:t>Обновить / Позже</w:t>
+      </w:r>
+      <w:r>
+        <w:t>. Во время обучения или установки Python обновление не устанавливается: заверши задание и нажми кнопку снова. Загрузка и проверка файлов идут в фоне. Если выйти во время загрузки, можно продолжить работу либо отменить загрузку и выйти; прежняя программа останется на месте.</w:t>
+      </w:r>
+    </w:p>
+    <w:p>
+      <w:r>
+        <w:t xml:space="preserve">После проверки контрольных сумм студия закрывается, отдельный помощник заменяет файлы приложения и запускает новую версию. При обычной ошибке замены прежние файлы восстанавливаются. Проекты, модели, настройки и пользовательские файлы не удаляются. Неизменившиеся комплектные библиотеки проверяются и повторно не скачиваются. Для замены библиотек нужен дополнительный запас места; временная папка </w:t>
+      </w:r>
+      <w:r>
+        <w:rPr>
+          <w:b/>
+        </w:rPr>
+        <w:t>.updates</w:t>
+      </w:r>
+      <w:r>
+        <w:t xml:space="preserve"> создаётся рядом с программой, успешная загрузка очищается после перезапуска.</w:t>
+      </w:r>
+    </w:p>
+    <w:p>
+      <w:r>
+        <w:t xml:space="preserve">Для первой установки скачай все части полного архива </w:t>
+      </w:r>
+      <w:r>
+        <w:rPr>
+          <w:b/>
+        </w:rPr>
+        <w:t>BotTrainingStudio-…-win-x64.part…rar</w:t>
+      </w:r>
+      <w:r>
+        <w:t xml:space="preserve"> в одну папку и распакуй первую часть архиватором с поддержкой RAR. Все библиотеки уже внутри. Отдельные архивы </w:t>
+      </w:r>
+      <w:r>
+        <w:rPr>
+          <w:b/>
+        </w:rPr>
+        <w:t>app</w:t>
+      </w:r>
+      <w:r>
+        <w:t xml:space="preserve"> и </w:t>
+      </w:r>
+      <w:r>
+        <w:rPr>
+          <w:b/>
+        </w:rPr>
+        <w:t>libraries.zip.00…</w:t>
+      </w:r>
+      <w:r>
+        <w:t xml:space="preserve"> предназначены для встроенного обновления, а автоматически созданный GitHub архив </w:t>
+      </w:r>
+      <w:r>
+        <w:rPr>
+          <w:b/>
+        </w:rPr>
+        <w:t>Source code</w:t>
+      </w:r>
+      <w:r>
+        <w:t xml:space="preserve"> — для разработчиков. DOCX-руководства также приложены отдельно. Полную смену версии можно выполнить распаковкой в новую папку; проекты и настройки хранятся отдельно.</w:t>
+      </w:r>
+    </w:p>
     <w:sectPr>
       <w:headerReference w:type="default" r:id="rId9"/>
       <w:footerReference w:type="default" r:id="rId10"/>
@@ -2358,7 +2539,7 @@
       <w:rPr>
         <w:sz w:val="16"/>
       </w:rPr>
-      <w:t xml:space="preserve">RU  •  0.2  •  by ly     |     </w:t>
+      <w:t xml:space="preserve">RU  •  0.3.0-preview.1  •  by ly     |     </w:t>
     </w:r>
     <w:fldSimple w:instr="PAGE"/>
   </w:p>

--- a/docs/Bot_Training_Studio_User_Guide_RU.docx
+++ b/docs/Bot_Training_Studio_User_Guide_RU.docx
@@ -12,7 +12,7 @@
     </w:p>
     <w:p>
       <w:r>
-        <w:t>Руководство пользователя • Русский • Версия 0.3.0-preview.1, предварительная сборка</w:t>
+        <w:t>Руководство пользователя • Русский • Версия 0.3.0-preview.2, предварительная сборка</w:t>
       </w:r>
     </w:p>
     <w:p>
@@ -155,6 +155,25 @@
     <w:p>
       <w:r>
         <w:t>Проверены CPU и NVIDIA CUDA. В коде предусмотрены ROCm и Intel XPU, но поддержка конкретных AMD/Intel GPU ещё не подтверждена аппаратными проверками. GPU-профили не имеют общего ограничения в 4 ГБ видеопамяти. Больший профиль требует больше ресурсов и сам по себе не гарантирует лучшее качество.</w:t>
+      </w:r>
+    </w:p>
+    <w:p>
+      <w:r>
+        <w:t>При запуске отдельное модальное окно проверяет Python и комплектные библиотеки в фоне. После успешной проверки оно закрывается; если Python не готов, можно открыть настройки или продолжить без обучения. Во время проверки доступен выход. Установщик не появляется на главной странице. Выбор вычислений CPU/GPU остаётся постоянной настройкой.</w:t>
+      </w:r>
+    </w:p>
+    <w:p>
+      <w:r>
+        <w:t xml:space="preserve">При переносе полной сборки в новую папку студия использует модуль </w:t>
+      </w:r>
+      <w:r>
+        <w:rPr>
+          <w:b/>
+        </w:rPr>
+        <w:t>worker</w:t>
+      </w:r>
+      <w:r>
+        <w:t xml:space="preserve"> из этой сборки. Явно выбранный отдельный модуль разработчика сохраняется.</w:t>
       </w:r>
     </w:p>
     <w:p>
@@ -1543,6 +1562,11 @@
       </w:r>
     </w:p>
     <w:p>
+      <w:r>
+        <w:t>В списке мониторинга показываются физические GPU. Виртуальные дисплеи и программный рендерер Windows исключены. Две настоящие карты одной модели показаны отдельно с номерами. Этот список выбирает устройство для показаний нагрузки; устройство обучения задаётся отдельно в настройке вычислений.</w:t>
+      </w:r>
+    </w:p>
+    <w:p>
       <w:pPr>
         <w:pStyle w:val="Heading2"/>
       </w:pPr>
@@ -1866,7 +1890,7 @@
               <w:rPr>
                 <w:sz w:val="19"/>
               </w:rPr>
-              <w:t>Проверь полный комплект runtime/worker. При необходимости укажи Python и worker в «Настройки».</w:t>
+              <w:t>Проверь полный комплект libraries/worker и установленный Python. При необходимости укажи Python и worker в «Настройки».</w:t>
             </w:r>
           </w:p>
         </w:tc>
@@ -2539,7 +2563,7 @@
       <w:rPr>
         <w:sz w:val="16"/>
       </w:rPr>
-      <w:t xml:space="preserve">RU  •  0.3.0-preview.1  •  by ly     |     </w:t>
+      <w:t xml:space="preserve">RU  •  0.3.0-preview.2  •  by ly     |     </w:t>
     </w:r>
     <w:fldSimple w:instr="PAGE"/>
   </w:p>

--- a/docs/Bot_Training_Studio_User_Guide_RU.docx
+++ b/docs/Bot_Training_Studio_User_Guide_RU.docx
@@ -12,7 +12,7 @@
     </w:p>
     <w:p>
       <w:r>
-        <w:t>Руководство пользователя • Русский • Версия 0.3.0-preview.2, предварительная сборка</w:t>
+        <w:t>Руководство пользователя • Русский • Версия 0.3.0-preview.3, предварительная сборка</w:t>
       </w:r>
     </w:p>
     <w:p>
@@ -149,7 +149,16 @@
         <w:t>libraries</w:t>
       </w:r>
       <w:r>
-        <w:t>. Библиотеки программы и модели входят в комплект. Используется установленный Python 3.13 x64; если его нет, студия предложит установку (раздел 8). Вручную устанавливать библиотеки или CUDA Toolkit не нужно. Для RAR нужен WinRAR/UnRAR.</w:t>
+        <w:t xml:space="preserve">, </w:t>
+      </w:r>
+      <w:r>
+        <w:rPr>
+          <w:b/>
+        </w:rPr>
+        <w:t>runtime</w:t>
+      </w:r>
+      <w:r>
+        <w:t>. Библиотеки программы и модели входят в комплект. Используется совместимый установленный Python или готовая среда 3.12+. При необходимости студия предложит установить включённый в пакет Python 3.13 x64 без интернета (раздел 8). Вручную устанавливать библиотеки или CUDA Toolkit не нужно. Для RAR нужен WinRAR/UnRAR.</w:t>
       </w:r>
     </w:p>
     <w:p>
@@ -159,7 +168,7 @@
     </w:p>
     <w:p>
       <w:r>
-        <w:t>При запуске отдельное модальное окно проверяет Python и комплектные библиотеки в фоне. После успешной проверки оно закрывается; если Python не готов, можно открыть настройки или продолжить без обучения. Во время проверки доступен выход. Установщик не появляется на главной странице. Выбор вычислений CPU/GPU остаётся постоянной настройкой.</w:t>
+        <w:t>При запуске отдельное модальное окно проверяет Python и библиотеки в фоне. После успешной проверки оно закрывается; иначе можно установить Python из комплекта, открыть настройки или продолжить без обучения. Во время проверки доступен выход. Установщик не появляется на главной странице. Выбор вычислений CPU/GPU остаётся постоянной настройкой.</w:t>
       </w:r>
     </w:p>
     <w:p>
@@ -2271,12 +2280,12 @@
         <w:pStyle w:val="Heading1"/>
       </w:pPr>
       <w:r>
-        <w:t>8. Автоматическая установка Python</w:t>
+        <w:t>8. Установка Python из комплекта</w:t>
       </w:r>
     </w:p>
     <w:p>
       <w:r>
-        <w:t xml:space="preserve">На главной странице и в настройках есть блок </w:t>
+        <w:t xml:space="preserve">В настройках есть блок </w:t>
       </w:r>
       <w:r>
         <w:rPr>
@@ -2285,7 +2294,7 @@
         <w:t>Python для запуска</w:t>
       </w:r>
       <w:r>
-        <w:t xml:space="preserve">. Все библиотеки программы и модели поставляются в </w:t>
+        <w:t xml:space="preserve">. Библиотеки программы и модели входят в </w:t>
       </w:r>
       <w:r>
         <w:rPr>
@@ -2294,12 +2303,21 @@
         <w:t>libraries</w:t>
       </w:r>
       <w:r>
-        <w:t>. Студия проверяет установленный Python, загрузку комплектных библиотек и небольшое вычисление. Неподходящая версия Python не изменяется и не обновляется без твоего участия.</w:t>
+        <w:t xml:space="preserve">, а проверенный официальный архив Python 3.13 x64 — в </w:t>
+      </w:r>
+      <w:r>
+        <w:rPr>
+          <w:b/>
+        </w:rPr>
+        <w:t>runtime</w:t>
+      </w:r>
+      <w:r>
+        <w:t>. При запуске студия проверяет выбранную среду и выполняет небольшое вычисление.</w:t>
       </w:r>
     </w:p>
     <w:p>
       <w:r>
-        <w:t xml:space="preserve">1. Если подходящий Python найден, можно сразу работать. </w:t>
+        <w:t xml:space="preserve">1. Если подходящая среда найдена, можно сразу работать. </w:t>
       </w:r>
       <w:r>
         <w:rPr>
@@ -2308,12 +2326,12 @@
         <w:t>Указать установленный Python…</w:t>
       </w:r>
       <w:r>
-        <w:t xml:space="preserve"> позволяет выбрать его вручную; библиотеки берутся из комплекта студии, а не из системной среды.</w:t>
+        <w:t xml:space="preserve"> позволяет выбрать её вручную. Python 3.13 использует библиотеки студии; готовая среда Python 3.12 и новее может использовать собственные библиотеки после проверки вычислений.</w:t>
       </w:r>
     </w:p>
     <w:p>
       <w:r>
-        <w:t xml:space="preserve">2. Если Python не найден, нажми </w:t>
+        <w:t xml:space="preserve">2. Если подходящей среды нет, нажми </w:t>
       </w:r>
       <w:r>
         <w:rPr>
@@ -2322,7 +2340,16 @@
         <w:t>Установить Python</w:t>
       </w:r>
       <w:r>
-        <w:t>. Скачивается только официальный интерпретатор с python.org с проверкой SHA256. Ни pip, ни отдельное скачивание GPU-библиотек не нужны.</w:t>
+        <w:t xml:space="preserve"> в стартовом окне либо </w:t>
+      </w:r>
+      <w:r>
+        <w:rPr>
+          <w:b/>
+        </w:rPr>
+        <w:t>Установить Python из комплекта</w:t>
+      </w:r>
+      <w:r>
+        <w:t xml:space="preserve"> в настройках. Студия проверит SHA256 локального архива и распакует его в свою папку данных. Интернет и права администратора не нужны.</w:t>
       </w:r>
     </w:p>
     <w:p>
@@ -2332,12 +2359,12 @@
     </w:p>
     <w:p>
       <w:r>
-        <w:t>4. После распаковки программа проверяет комплектные библиотеки и вычисление. Только успешная установка становится активной; выбор сохраняется. Теперь можно проверить оборудование и обучать модель.</w:t>
+        <w:t>4. После распаковки студия проверяет библиотеки и вычисление. Только успешная установка становится активной; выбор сохраняется.</w:t>
       </w:r>
     </w:p>
     <w:p>
       <w:r>
-        <w:t xml:space="preserve">Для установки только Python достаточно около </w:t>
+        <w:t xml:space="preserve">Нужно около </w:t>
       </w:r>
       <w:r>
         <w:rPr>
@@ -2346,7 +2373,7 @@
         <w:t>100 МиБ свободного места с запасом</w:t>
       </w:r>
       <w:r>
-        <w:t>. Нужен интернет. Библиотеки уже находятся в распакованном комплекте; повторно не скачиваются и не копируются. Для ускорения на NVIDIA нужен совместимый драйвер, но не полный CUDA Toolkit. Без GPU можно работать на CPU. AMD/Intel GPU пока отдельно не проверены.</w:t>
+        <w:t>. Библиотеки из пакета повторно не скачиваются и не копируются. Для NVIDIA нужен совместимый драйвер, но не полный CUDA Toolkit. Без GPU можно работать на CPU. AMD/Intel GPU пока отдельно не проверены.</w:t>
       </w:r>
     </w:p>
     <w:p>
@@ -2359,7 +2386,7 @@
     </w:p>
     <w:p>
       <w:r>
-        <w:t xml:space="preserve">Студия проверяет выбранный Python, затем ищет подходящий среди установленных Python в PATH и реестре Windows. Также учитывает ранее установленный ею Python. Версия 3.13 x64 нужна для совместимости с двоичными библиотеками текущего комплекта. Если </w:t>
+        <w:t xml:space="preserve">Студия проверяет выбранный Python, затем ранее установленный ею Python, PATH и реестр Windows. Двоичные библиотеки комплекта требуют Python 3.13 x64. Готовые среды 3.12+ с необходимыми библиотеками проверяются отдельно; несовместимые библиотеки в них не подмешиваются. Если </w:t>
       </w:r>
       <w:r>
         <w:rPr>
@@ -2368,7 +2395,16 @@
         <w:t>libraries</w:t>
       </w:r>
       <w:r>
-        <w:t xml:space="preserve"> отсутствует, распакуй полный комплект приложения: установка Python не заменяет эти файлы.</w:t>
+        <w:t xml:space="preserve"> или </w:t>
+      </w:r>
+      <w:r>
+        <w:rPr>
+          <w:b/>
+        </w:rPr>
+        <w:t>runtime</w:t>
+      </w:r>
+      <w:r>
+        <w:t xml:space="preserve"> отсутствует, распакуй полный комплект.</w:t>
       </w:r>
     </w:p>
     <w:p>
@@ -2388,12 +2424,12 @@
         <w:t>Отменить установку</w:t>
       </w:r>
       <w:r>
-        <w:t xml:space="preserve"> останавливает скачивание или распаковку и удаляет незавершённые файлы попытки. При закрытии окна программа сначала спрашивает, продолжить ли работу. Прежний Python сохраняется. После ошибки сети можно повторить установку; незавершённое скачивание начнётся заново. Исправный установленный Python повторно не скачивается.</w:t>
+        <w:t xml:space="preserve"> останавливает распаковку или проверку и удаляет незавершённые файлы попытки. При закрытии окна программа сначала спрашивает, продолжить ли работу. Прежняя среда сохраняется. Если архив повреждён, заново распакуй проверенный полный пакет. Исправный установленный Python используется повторно.</w:t>
       </w:r>
     </w:p>
     <w:p>
       <w:r>
-        <w:t xml:space="preserve">Автоматически установленный Python находится в </w:t>
+        <w:t xml:space="preserve">Установленный Python находится в </w:t>
       </w:r>
       <w:r>
         <w:rPr>
@@ -2402,7 +2438,7 @@
         <w:t>runtimes</w:t>
       </w:r>
       <w:r>
-        <w:t xml:space="preserve"> внутри каталога данных студии (раздел 6). Права администратора не требуются; установщик не меняет PATH и другие установки Python. Не удаляй выбранный Python во время работы программы.</w:t>
+        <w:t xml:space="preserve"> внутри каталога данных студии (раздел 6). Установка не меняет PATH и другие установки Python. Не удаляй выбранный Python во время работы программы.</w:t>
       </w:r>
     </w:p>
     <w:p>
@@ -2563,7 +2599,7 @@
       <w:rPr>
         <w:sz w:val="16"/>
       </w:rPr>
-      <w:t xml:space="preserve">RU  •  0.3.0-preview.2  •  by ly     |     </w:t>
+      <w:t xml:space="preserve">RU  •  0.3.0-preview.3  •  by ly     |     </w:t>
     </w:r>
     <w:fldSimple w:instr="PAGE"/>
   </w:p>

--- a/docs/Bot_Training_Studio_User_Guide_RU.docx
+++ b/docs/Bot_Training_Studio_User_Guide_RU.docx
@@ -147,15 +147,6 @@
           <w:b/>
         </w:rPr>
         <w:t>libraries</w:t>
-      </w:r>
-      <w:r>
-        <w:t xml:space="preserve">, </w:t>
-      </w:r>
-      <w:r>
-        <w:rPr>
-          <w:b/>
-        </w:rPr>
-        <w:t>runtime</w:t>
       </w:r>
       <w:r>
         <w:t>. Библиотеки программы и модели входят в комплект. Используется совместимый установленный Python или готовая среда 3.12+. При необходимости студия предложит установить включённый в пакет Python 3.13 x64 без интернета (раздел 8). Вручную устанавливать библиотеки или CUDA Toolkit не нужно. Для RAR нужен WinRAR/UnRAR.</w:t>
@@ -2309,7 +2300,7 @@
         <w:rPr>
           <w:b/>
         </w:rPr>
-        <w:t>runtime</w:t>
+        <w:t>worker/runtime</w:t>
       </w:r>
       <w:r>
         <w:t>. При запуске студия проверяет выбранную среду и выполняет небольшое вычисление.</w:t>
@@ -2401,7 +2392,7 @@
         <w:rPr>
           <w:b/>
         </w:rPr>
-        <w:t>runtime</w:t>
+        <w:t>worker/runtime</w:t>
       </w:r>
       <w:r>
         <w:t xml:space="preserve"> отсутствует, распакуй полный комплект.</w:t>

--- a/docs/Bot_Training_Studio_User_Guide_RU.docx
+++ b/docs/Bot_Training_Studio_User_Guide_RU.docx
@@ -12,7 +12,7 @@
     </w:p>
     <w:p>
       <w:r>
-        <w:t>Руководство пользователя • Русский • Версия 0.3.0-preview.3, предварительная сборка</w:t>
+        <w:t>Руководство пользователя • Русский • Версия 0.3.0-preview.4, предварительная сборка</w:t>
       </w:r>
     </w:p>
     <w:p>
@@ -147,6 +147,15 @@
           <w:b/>
         </w:rPr>
         <w:t>libraries</w:t>
+      </w:r>
+      <w:r>
+        <w:t xml:space="preserve">, </w:t>
+      </w:r>
+      <w:r>
+        <w:rPr>
+          <w:b/>
+        </w:rPr>
+        <w:t>Models</w:t>
       </w:r>
       <w:r>
         <w:t>. Библиотеки программы и модели входят в комплект. Используется совместимый установленный Python или готовая среда 3.12+. При необходимости студия предложит установить включённый в пакет Python 3.13 x64 без интернета (раздел 8). Вручную устанавливать библиотеки или CUDA Toolkit не нужно. Для RAR нужен WinRAR/UnRAR.</w:t>
@@ -749,6 +758,11 @@
       </w:r>
     </w:p>
     <w:p>
+      <w:r>
+        <w:t>Подсказки полей, кнопок, настроек и индикаторов появляются при наведении и следуют выбранному языку интерфейса.</w:t>
+      </w:r>
+    </w:p>
+    <w:p>
       <w:pPr>
         <w:pStyle w:val="Heading1"/>
       </w:pPr>
@@ -1228,6 +1242,21 @@
         <w:rPr>
           <w:b/>
         </w:rPr>
+        <w:t>Начать от заводской модели</w:t>
+      </w:r>
+      <w:r>
+        <w:t xml:space="preserve"> — создать отдельное пользовательское дополнение. Требуются Compact или Balanced, история 16 кадров, пустой донор и новая папка модели.</w:t>
+      </w:r>
+    </w:p>
+    <w:p>
+      <w:pPr>
+        <w:pStyle w:val="ListBullet"/>
+      </w:pPr>
+      <w:r/>
+      <w:r>
+        <w:rPr>
+          <w:b/>
+        </w:rPr>
         <w:t>Дообучить</w:t>
       </w:r>
       <w:r>
@@ -1688,6 +1717,65 @@
         <w:pStyle w:val="Heading2"/>
       </w:pPr>
       <w:r>
+        <w:t>Заводская основа и твои дополнения</w:t>
+      </w:r>
+    </w:p>
+    <w:p>
+      <w:r>
+        <w:t xml:space="preserve">Рядом с EXE в </w:t>
+      </w:r>
+      <w:r>
+        <w:rPr>
+          <w:b/>
+        </w:rPr>
+        <w:t>Models</w:t>
+      </w:r>
+      <w:r>
+        <w:t xml:space="preserve"> находятся заводские экспериментальные модели Compact и Balanced, обученные по q2duel5 и ztn2dm3. Это наблюдательные модели, а не готовая тактика бота. Их веса не меняются при твоём обучении. Large/XL доступны как исследовательские архитектуры без комплектных предобученных весов.</w:t>
+      </w:r>
+    </w:p>
+    <w:p>
+      <w:r>
+        <w:t xml:space="preserve">Кнопка </w:t>
+      </w:r>
+      <w:r>
+        <w:rPr>
+          <w:b/>
+        </w:rPr>
+        <w:t>Начать от заводской модели</w:t>
+      </w:r>
+      <w:r>
+        <w:t xml:space="preserve"> сохраняет копию конкретной основы в твоей папке </w:t>
+      </w:r>
+      <w:r>
+        <w:rPr>
+          <w:b/>
+        </w:rPr>
+        <w:t>bases</w:t>
+      </w:r>
+      <w:r>
+        <w:t xml:space="preserve">, затем обучает отдельное дополнение </w:t>
+      </w:r>
+      <w:r>
+        <w:rPr>
+          <w:b/>
+        </w:rPr>
+        <w:t>user-delta.safetensors</w:t>
+      </w:r>
+      <w:r>
+        <w:t>. Экспорт читает эту основу и дополнение. Несовместимые схемы, профили и контекст отклоняются. Полный снимок также сохраняется для восстановления. Это разница весов, не LoRA.</w:t>
+      </w:r>
+    </w:p>
+    <w:p>
+      <w:r>
+        <w:t>Обновление программы не перетирает пользовательские поколения. Если новая версия содержит другую заводскую модель, твои дополнения остаются привязаны к прежней основе. Автоматического смешивания с новыми весами нет. Исходные заводские демки не входят в комплект, поэтому обучение только на твоих записях не доказывает сохранение всех прежних навыков.</w:t>
+      </w:r>
+    </w:p>
+    <w:p>
+      <w:pPr>
+        <w:pStyle w:val="Heading2"/>
+      </w:pPr>
+      <w:r>
         <w:t>Где находятся данные</w:t>
       </w:r>
     </w:p>
@@ -1740,7 +1828,7 @@
         <w:rPr>
           <w:b/>
         </w:rPr>
-        <w:t>models</w:t>
+        <w:t>UserModels</w:t>
       </w:r>
       <w:r>
         <w:t xml:space="preserve">, </w:t>
@@ -1779,7 +1867,25 @@
         <w:t>BTS_HOME</w:t>
       </w:r>
       <w:r>
-        <w:t>. Если папки проектов и моделей выбраны вручную, они остаются в выбранных местах.</w:t>
+        <w:t xml:space="preserve">. Если папки проектов и моделей выбраны вручную, они остаются в выбранных местах. Прежние папки </w:t>
+      </w:r>
+      <w:r>
+        <w:rPr>
+          <w:b/>
+        </w:rPr>
+        <w:t>models</w:t>
+      </w:r>
+      <w:r>
+        <w:t xml:space="preserve"> также сохраняются; название </w:t>
+      </w:r>
+      <w:r>
+        <w:rPr>
+          <w:b/>
+        </w:rPr>
+        <w:t>UserModels</w:t>
+      </w:r>
+      <w:r>
+        <w:t xml:space="preserve"> применяется к новым настройкам. Не размещай рабочее обучение внутри папки файлов программы.</w:t>
       </w:r>
     </w:p>
     <w:p>
@@ -2453,10 +2559,10 @@
         <w:rPr>
           <w:b/>
         </w:rPr>
-        <w:t>Что нового</w:t>
+        <w:t>История версий</w:t>
       </w:r>
       <w:r>
-        <w:t xml:space="preserve">; после закрытия этого окна список повторно автоматически не появляется для той же версии. Кнопка </w:t>
+        <w:t xml:space="preserve"> со всеми изменениями, включая уже просмотренные версии; прокручивай список для просмотра ранних выпусков; после закрытия этого окна список повторно автоматически не появляется для той же версии. Кнопка </w:t>
       </w:r>
       <w:r>
         <w:rPr>
@@ -2567,6 +2673,39 @@
         <w:t xml:space="preserve"> — для разработчиков. DOCX-руководства также приложены отдельно. Полную смену версии можно выполнить распаковкой в новую папку; проекты и настройки хранятся отдельно.</w:t>
       </w:r>
     </w:p>
+    <w:p>
+      <w:r>
+        <w:br w:type="page"/>
+      </w:r>
+    </w:p>
+    <w:p>
+      <w:pPr>
+        <w:pStyle w:val="Heading1"/>
+      </w:pPr>
+      <w:r>
+        <w:t>10. Указания для обучения обычным языком</w:t>
+      </w:r>
+    </w:p>
+    <w:p>
+      <w:r>
+        <w:t>Это запланированная функция, в этой сборке чат-помощника пока нет. Нынешние модели работают с игровыми наблюдениями, а не со свободным текстом.</w:t>
+      </w:r>
+    </w:p>
+    <w:p>
+      <w:r>
+        <w:t>Предусмотрен отдельный локальный языковой помощник: ты описываешь проблему по-русски или по-английски и при необходимости указываешь демку и время. Помощник предлагает понятное задание: в каких условиях, на какой карте или для какого стиля требуется другое поведение, какие примеры изучить и как проверить результат. Ты проверяешь, правильно ли понято замечание.</w:t>
+      </w:r>
+    </w:p>
+    <w:p>
+      <w:r>
+        <w:t>Затем студия должна обучить новое пользовательское поколение, проверить физическую возможность действий, совместимость с модом и отсутствие ухудшения на прежних картах. Сам текст не изменяет веса и не добавляет отсутствующую механику в game DLL. Произвольные скрипты из ответа модели не выполняются.</w:t>
+      </w:r>
+    </w:p>
+    <w:p>
+      <w:r>
+        <w:t>Замечания, история их уточнений и результаты будут храниться отдельно от заводских данных и сохраняться при обновлении. Языковая модель работает только в студии; игровой сервер по-прежнему получает ограниченные проверенные данные.</w:t>
+      </w:r>
+    </w:p>
     <w:sectPr>
       <w:headerReference w:type="default" r:id="rId9"/>
       <w:footerReference w:type="default" r:id="rId10"/>
@@ -2590,7 +2729,7 @@
       <w:rPr>
         <w:sz w:val="16"/>
       </w:rPr>
-      <w:t xml:space="preserve">RU  •  0.3.0-preview.3  •  by ly     |     </w:t>
+      <w:t xml:space="preserve">RU  •  0.3.0-preview.4  •  by ly     |     </w:t>
     </w:r>
     <w:fldSimple w:instr="PAGE"/>
   </w:p>
